--- a/projects/valuepickr-open-screen/docs/Influx Healthtech.docx
+++ b/projects/valuepickr-open-screen/docs/Influx Healthtech.docx
@@ -794,32 +794,22 @@
         <w:spacing w:after="120" w:before="280"/>
       </w:pPr>
       <w:r>
-        <w:t xml:space="preserve">Technical Read (Weekly / Monthly MACD + Bollinger Bands, or RSI/CCI/Williams %R proxy)</w:t>
-      </w:r>
-    </w:p>
-    <w:p>
-      <w:pPr>
-        <w:spacing w:after="120"/>
-      </w:pPr>
-      <w:r>
-        <w:t xml:space="preserve">Not independently pulled — stock recently listed (June 2025), narrow 52-week range so far.</w:t>
-      </w:r>
-    </w:p>
-    <w:p>
-      <w:pPr>
-        <w:pStyle w:val="Heading1"/>
-        <w:spacing w:after="120" w:before="280"/>
-      </w:pPr>
-      <w:r>
-        <w:t xml:space="preserve">ValuePickr Community Signal</w:t>
-      </w:r>
-    </w:p>
-    <w:p>
-      <w:pPr>
-        <w:spacing w:after="120"/>
-      </w:pPr>
-      <w:r>
-        <w:t xml:space="preserve">Read the entire thread (15 posts, single batch, Aug 2025-Aug 2026, no escalation needed). Consistently positive, fact-based tracking rather than hype — plant-visit attendance, concall summaries, and cross-checking of a speculative-investor rumor.</w:t>
+        <w:t xml:space="preserve">Guidance &amp; Expectation Gap</w:t>
+      </w:r>
+    </w:p>
+    <w:p>
+      <w:pPr>
+        <w:spacing w:after="120"/>
+      </w:pPr>
+      <w:r>
+        <w:rPr>
+          <w:i/>
+          <w:iCs/>
+          <w:color w:val="666666"/>
+          <w:sz w:val="18"/>
+          <w:szCs w:val="18"/>
+        </w:rPr>
+        <w:t xml:space="preserve">Management guidance decoded into commitments, graded on the expectation → action → operational → commercial → financial ladder, then compared to what the current price appears to assume. Method: playbook/guidance-and-expectation-gap.md.</w:t>
       </w:r>
     </w:p>
     <w:p>
@@ -833,6 +823,634 @@
           <w:sz w:val="20"/>
           <w:szCs w:val="20"/>
         </w:rPr>
+        <w:t xml:space="preserve">Market expectation vs. our path:</w:t>
+      </w:r>
+    </w:p>
+    <w:tbl>
+      <w:tblPr>
+        <w:tblW w:type="dxa" w:w="9000"/>
+        <w:tblBorders>
+          <w:top w:val="single" w:color="auto" w:sz="4"/>
+          <w:left w:val="single" w:color="auto" w:sz="4"/>
+          <w:bottom w:val="single" w:color="auto" w:sz="4"/>
+          <w:right w:val="single" w:color="auto" w:sz="4"/>
+          <w:insideH w:val="single" w:color="auto" w:sz="4"/>
+          <w:insideV w:val="single" w:color="auto" w:sz="4"/>
+        </w:tblBorders>
+      </w:tblPr>
+      <w:tblGrid>
+        <w:gridCol w:w="3200"/>
+        <w:gridCol w:w="5800"/>
+      </w:tblGrid>
+      <w:tr>
+        <w:tc>
+          <w:tcPr>
+            <w:tcW w:type="dxa" w:w="3200"/>
+            <w:shd w:fill="F2F2F2" w:val="clear"/>
+          </w:tcPr>
+          <w:p>
+            <w:r>
+              <w:rPr>
+                <w:b/>
+                <w:bCs/>
+              </w:rPr>
+              <w:t xml:space="preserve">As of</w:t>
+            </w:r>
+          </w:p>
+        </w:tc>
+        <w:tc>
+          <w:tcPr>
+            <w:tcW w:type="dxa" w:w="5800"/>
+          </w:tcPr>
+          <w:p>
+            <w:r>
+              <w:t xml:space="preserve">2026-09-09</w:t>
+            </w:r>
+          </w:p>
+        </w:tc>
+      </w:tr>
+      <w:tr>
+        <w:tc>
+          <w:tcPr>
+            <w:tcW w:type="dxa" w:w="3200"/>
+            <w:shd w:fill="F2F2F2" w:val="clear"/>
+          </w:tcPr>
+          <w:p>
+            <w:r>
+              <w:rPr>
+                <w:b/>
+                <w:bCs/>
+              </w:rPr>
+              <w:t xml:space="preserve">Price / multiple</w:t>
+            </w:r>
+          </w:p>
+        </w:tc>
+        <w:tc>
+          <w:tcPr>
+            <w:tcW w:type="dxa" w:w="5800"/>
+          </w:tcPr>
+          <w:p>
+            <w:r>
+              <w:t xml:space="preserve">Rs 303 · 34x P/E · 23x EV/EBITDA</w:t>
+            </w:r>
+          </w:p>
+        </w:tc>
+      </w:tr>
+      <w:tr>
+        <w:tc>
+          <w:tcPr>
+            <w:tcW w:type="dxa" w:w="3200"/>
+            <w:shd w:fill="F2F2F2" w:val="clear"/>
+          </w:tcPr>
+          <w:p>
+            <w:r>
+              <w:rPr>
+                <w:b/>
+                <w:bCs/>
+              </w:rPr>
+              <w:t xml:space="preserve">Right valuation lens</w:t>
+            </w:r>
+          </w:p>
+        </w:tc>
+        <w:tc>
+          <w:tcPr>
+            <w:tcW w:type="dxa" w:w="5800"/>
+          </w:tcPr>
+          <w:p>
+            <w:r>
+              <w:t xml:space="preserve">P/E</w:t>
+            </w:r>
+          </w:p>
+        </w:tc>
+      </w:tr>
+      <w:tr>
+        <w:tc>
+          <w:tcPr>
+            <w:tcW w:type="dxa" w:w="3200"/>
+            <w:shd w:fill="F2F2F2" w:val="clear"/>
+          </w:tcPr>
+          <w:p>
+            <w:r>
+              <w:rPr>
+                <w:b/>
+                <w:bCs/>
+              </w:rPr>
+              <w:t xml:space="preserve">Price implies</w:t>
+            </w:r>
+          </w:p>
+        </w:tc>
+        <w:tc>
+          <w:tcPr>
+            <w:tcW w:type="dxa" w:w="5800"/>
+          </w:tcPr>
+          <w:p>
+            <w:r>
+              <w:t xml:space="preserve">~34x trailing; against a ~25-28x exit for a debt-free 40%-ROCE nutraceutical CDMO, the multiple implies ~20-25% EPS CAGR FY26-FY28 -- roughly matching management's cut FY27 guide of 25-30% revenue growth.</w:t>
+            </w:r>
+          </w:p>
+        </w:tc>
+      </w:tr>
+      <w:tr>
+        <w:tc>
+          <w:tcPr>
+            <w:tcW w:type="dxa" w:w="3200"/>
+            <w:shd w:fill="F2F2F2" w:val="clear"/>
+          </w:tcPr>
+          <w:p>
+            <w:r>
+              <w:rPr>
+                <w:b/>
+                <w:bCs/>
+              </w:rPr>
+              <w:t xml:space="preserve">Our FY27</w:t>
+            </w:r>
+          </w:p>
+        </w:tc>
+        <w:tc>
+          <w:tcPr>
+            <w:tcW w:type="dxa" w:w="5800"/>
+          </w:tcPr>
+          <w:p>
+            <w:r>
+              <w:t xml:space="preserve">Revenue +25-30% (~Rs 185cr) per the revised guide; PAT ~Rs 24-27cr if OPM holds ~20% and working capital stabilises.</w:t>
+            </w:r>
+          </w:p>
+        </w:tc>
+      </w:tr>
+      <w:tr>
+        <w:tc>
+          <w:tcPr>
+            <w:tcW w:type="dxa" w:w="3200"/>
+            <w:shd w:fill="F2F2F2" w:val="clear"/>
+          </w:tcPr>
+          <w:p>
+            <w:r>
+              <w:rPr>
+                <w:b/>
+                <w:bCs/>
+              </w:rPr>
+              <w:t xml:space="preserve">Our FY28</w:t>
+            </w:r>
+          </w:p>
+        </w:tc>
+        <w:tc>
+          <w:tcPr>
+            <w:tcW w:type="dxa" w:w="5800"/>
+          </w:tcPr>
+          <w:p>
+            <w:r>
+              <w:t xml:space="preserve">~Rs 30-35cr PAT on continued CDMO order flow + new capacity, contingent on the FY26 working-capital build reversing.</w:t>
+            </w:r>
+          </w:p>
+        </w:tc>
+      </w:tr>
+      <w:tr>
+        <w:tc>
+          <w:tcPr>
+            <w:tcW w:type="dxa" w:w="3200"/>
+            <w:shd w:fill="F2F2F2" w:val="clear"/>
+          </w:tcPr>
+          <w:p>
+            <w:r>
+              <w:rPr>
+                <w:b/>
+                <w:bCs/>
+              </w:rPr>
+              <w:t xml:space="preserve">Gap direction</w:t>
+            </w:r>
+          </w:p>
+        </w:tc>
+        <w:tc>
+          <w:tcPr>
+            <w:tcW w:type="dxa" w:w="5800"/>
+          </w:tcPr>
+          <w:p>
+            <w:r>
+              <w:t xml:space="preserve">priced-in</w:t>
+            </w:r>
+          </w:p>
+        </w:tc>
+      </w:tr>
+      <w:tr>
+        <w:tc>
+          <w:tcPr>
+            <w:tcW w:type="dxa" w:w="3200"/>
+            <w:shd w:fill="F2F2F2" w:val="clear"/>
+          </w:tcPr>
+          <w:p>
+            <w:r>
+              <w:rPr>
+                <w:b/>
+                <w:bCs/>
+              </w:rPr>
+              <w:t xml:space="preserve">Gap type</w:t>
+            </w:r>
+          </w:p>
+        </w:tc>
+        <w:tc>
+          <w:tcPr>
+            <w:tcW w:type="dxa" w:w="5800"/>
+          </w:tcPr>
+          <w:p>
+            <w:r>
+              <w:t xml:space="preserve">timing</w:t>
+            </w:r>
+          </w:p>
+        </w:tc>
+      </w:tr>
+      <w:tr>
+        <w:tc>
+          <w:tcPr>
+            <w:tcW w:type="dxa" w:w="3200"/>
+            <w:shd w:fill="F2F2F2" w:val="clear"/>
+          </w:tcPr>
+          <w:p>
+            <w:r>
+              <w:rPr>
+                <w:b/>
+                <w:bCs/>
+              </w:rPr>
+              <w:t xml:space="preserve">Gap magnitude</w:t>
+            </w:r>
+          </w:p>
+        </w:tc>
+        <w:tc>
+          <w:tcPr>
+            <w:tcW w:type="dxa" w:w="5800"/>
+          </w:tcPr>
+          <w:p>
+            <w:r>
+              <w:t xml:space="preserve">not estimable</w:t>
+            </w:r>
+          </w:p>
+        </w:tc>
+      </w:tr>
+      <w:tr>
+        <w:tc>
+          <w:tcPr>
+            <w:tcW w:type="dxa" w:w="3200"/>
+            <w:shd w:fill="F2F2F2" w:val="clear"/>
+          </w:tcPr>
+          <w:p>
+            <w:r>
+              <w:rPr>
+                <w:b/>
+                <w:bCs/>
+              </w:rPr>
+              <w:t xml:space="preserve">Gap basis</w:t>
+            </w:r>
+          </w:p>
+        </w:tc>
+        <w:tc>
+          <w:tcPr>
+            <w:tcW w:type="dxa" w:w="5800"/>
+          </w:tcPr>
+          <w:p>
+            <w:r>
+              <w:t xml:space="preserve">~34x prices ~20-25% EPS growth, which the cut FY27 guide roughly supports; the swing factor is cash -- FY26 CFO fell to 41% of operating profit and working-capital days nearly doubled, so the question is quality of growth, not its rate.</w:t>
+            </w:r>
+          </w:p>
+        </w:tc>
+      </w:tr>
+      <w:tr>
+        <w:tc>
+          <w:tcPr>
+            <w:tcW w:type="dxa" w:w="3200"/>
+            <w:shd w:fill="F2F2F2" w:val="clear"/>
+          </w:tcPr>
+          <w:p>
+            <w:r>
+              <w:rPr>
+                <w:b/>
+                <w:bCs/>
+              </w:rPr>
+              <w:t xml:space="preserve">Evidence quality</w:t>
+            </w:r>
+          </w:p>
+        </w:tc>
+        <w:tc>
+          <w:tcPr>
+            <w:tcW w:type="dxa" w:w="5800"/>
+          </w:tcPr>
+          <w:p>
+            <w:r>
+              <w:t xml:space="preserve">weak</w:t>
+            </w:r>
+          </w:p>
+        </w:tc>
+      </w:tr>
+    </w:tbl>
+    <w:p>
+      <w:pPr>
+        <w:spacing w:after="120"/>
+      </w:pPr>
+      <w:r>
+        <w:rPr>
+          <w:i/>
+          <w:iCs/>
+          <w:color w:val="666666"/>
+          <w:sz w:val="16"/>
+          <w:szCs w:val="16"/>
+        </w:rPr>
+        <w:t xml:space="preserve">no broker consensus; implied path is a reverse-P/E estimate + screener.in forward figures + VP thread view</w:t>
+      </w:r>
+    </w:p>
+    <w:p>
+      <w:pPr>
+        <w:pStyle w:val="Heading1"/>
+        <w:spacing w:after="120" w:before="280"/>
+      </w:pPr>
+      <w:r>
+        <w:t xml:space="preserve">Ishmohit-Lens Checks (value chain · earnings quality · growth trajectory · management · quality metrics · track record · global-signal check)</w:t>
+      </w:r>
+    </w:p>
+    <w:p>
+      <w:pPr>
+        <w:spacing w:after="120"/>
+      </w:pPr>
+      <w:r>
+        <w:rPr>
+          <w:i/>
+          <w:iCs/>
+          <w:color w:val="666666"/>
+          <w:sz w:val="18"/>
+          <w:szCs w:val="18"/>
+        </w:rPr>
+        <w:t xml:space="preserve">Extra checks drawn from @ishmohit1 / SOIC methodology (playbook/ishmohit-soic-style.md): where the company sits in its value chain and what the supply side is doing, whether a margin/PAT inflection is structural or a cyclical peak, the rate-of-change of growth vs. what the multiple demands, and management quality as a positive attribute.</w:t>
+      </w:r>
+    </w:p>
+    <w:p>
+      <w:pPr>
+        <w:spacing w:after="120"/>
+      </w:pPr>
+      <w:r>
+        <w:rPr>
+          <w:b/>
+          <w:bCs/>
+          <w:sz w:val="20"/>
+          <w:szCs w:val="20"/>
+        </w:rPr>
+        <w:t xml:space="preserve">Quality metrics (ROCE · debt · FCF · margin · capex):</w:t>
+      </w:r>
+    </w:p>
+    <w:tbl>
+      <w:tblPr>
+        <w:tblW w:type="dxa" w:w="9000"/>
+        <w:tblBorders>
+          <w:top w:val="single" w:color="auto" w:sz="4"/>
+          <w:left w:val="single" w:color="auto" w:sz="4"/>
+          <w:bottom w:val="single" w:color="auto" w:sz="4"/>
+          <w:right w:val="single" w:color="auto" w:sz="4"/>
+          <w:insideH w:val="single" w:color="auto" w:sz="4"/>
+          <w:insideV w:val="single" w:color="auto" w:sz="4"/>
+        </w:tblBorders>
+      </w:tblPr>
+      <w:tblGrid>
+        <w:gridCol w:w="3200"/>
+        <w:gridCol w:w="5800"/>
+      </w:tblGrid>
+      <w:tr>
+        <w:tc>
+          <w:tcPr>
+            <w:tcW w:type="dxa" w:w="3200"/>
+            <w:shd w:fill="F2F2F2" w:val="clear"/>
+          </w:tcPr>
+          <w:p>
+            <w:r>
+              <w:rPr>
+                <w:b/>
+                <w:bCs/>
+              </w:rPr>
+              <w:t xml:space="preserve">Assessment</w:t>
+            </w:r>
+          </w:p>
+        </w:tc>
+        <w:tc>
+          <w:tcPr>
+            <w:tcW w:type="dxa" w:w="5800"/>
+          </w:tcPr>
+          <w:p>
+            <w:r>
+              <w:t xml:space="preserve">neutral</w:t>
+            </w:r>
+          </w:p>
+        </w:tc>
+      </w:tr>
+      <w:tr>
+        <w:tc>
+          <w:tcPr>
+            <w:tcW w:type="dxa" w:w="3200"/>
+            <w:shd w:fill="F2F2F2" w:val="clear"/>
+          </w:tcPr>
+          <w:p>
+            <w:r>
+              <w:rPr>
+                <w:b/>
+                <w:bCs/>
+              </w:rPr>
+              <w:t xml:space="preserve">ROCE</w:t>
+            </w:r>
+          </w:p>
+        </w:tc>
+        <w:tc>
+          <w:tcPr>
+            <w:tcW w:type="dxa" w:w="5800"/>
+          </w:tcPr>
+          <w:p>
+            <w:r>
+              <w:t xml:space="preserve">40% (stable)</w:t>
+            </w:r>
+          </w:p>
+        </w:tc>
+      </w:tr>
+      <w:tr>
+        <w:tc>
+          <w:tcPr>
+            <w:tcW w:type="dxa" w:w="3200"/>
+            <w:shd w:fill="F2F2F2" w:val="clear"/>
+          </w:tcPr>
+          <w:p>
+            <w:r>
+              <w:rPr>
+                <w:b/>
+                <w:bCs/>
+              </w:rPr>
+              <w:t xml:space="preserve">Leverage</w:t>
+            </w:r>
+          </w:p>
+        </w:tc>
+        <w:tc>
+          <w:tcPr>
+            <w:tcW w:type="dxa" w:w="5800"/>
+          </w:tcPr>
+          <w:p>
+            <w:r>
+              <w:t xml:space="preserve">Net debt/EBITDA -0.5x</w:t>
+            </w:r>
+          </w:p>
+        </w:tc>
+      </w:tr>
+      <w:tr>
+        <w:tc>
+          <w:tcPr>
+            <w:tcW w:type="dxa" w:w="3200"/>
+            <w:shd w:fill="F2F2F2" w:val="clear"/>
+          </w:tcPr>
+          <w:p>
+            <w:r>
+              <w:rPr>
+                <w:b/>
+                <w:bCs/>
+              </w:rPr>
+              <w:t xml:space="preserve">FCF conversion</w:t>
+            </w:r>
+          </w:p>
+        </w:tc>
+        <w:tc>
+          <w:tcPr>
+            <w:tcW w:type="dxa" w:w="5800"/>
+          </w:tcPr>
+          <w:p>
+            <w:r>
+              <w:t xml:space="preserve">0%</w:t>
+            </w:r>
+          </w:p>
+        </w:tc>
+      </w:tr>
+      <w:tr>
+        <w:tc>
+          <w:tcPr>
+            <w:tcW w:type="dxa" w:w="3200"/>
+            <w:shd w:fill="F2F2F2" w:val="clear"/>
+          </w:tcPr>
+          <w:p>
+            <w:r>
+              <w:rPr>
+                <w:b/>
+                <w:bCs/>
+              </w:rPr>
+              <w:t xml:space="preserve">Margin trend</w:t>
+            </w:r>
+          </w:p>
+        </w:tc>
+        <w:tc>
+          <w:tcPr>
+            <w:tcW w:type="dxa" w:w="5800"/>
+          </w:tcPr>
+          <w:p>
+            <w:r>
+              <w:t xml:space="preserve">stable</w:t>
+            </w:r>
+          </w:p>
+        </w:tc>
+      </w:tr>
+      <w:tr>
+        <w:tc>
+          <w:tcPr>
+            <w:tcW w:type="dxa" w:w="3200"/>
+            <w:shd w:fill="F2F2F2" w:val="clear"/>
+          </w:tcPr>
+          <w:p>
+            <w:r>
+              <w:rPr>
+                <w:b/>
+                <w:bCs/>
+              </w:rPr>
+              <w:t xml:space="preserve">Capex efficiency</w:t>
+            </w:r>
+          </w:p>
+        </w:tc>
+        <w:tc>
+          <w:tcPr>
+            <w:tcW w:type="dxa" w:w="5800"/>
+          </w:tcPr>
+          <w:p>
+            <w:r>
+              <w:t xml:space="preserve">neutral</w:t>
+            </w:r>
+          </w:p>
+        </w:tc>
+      </w:tr>
+    </w:tbl>
+    <w:p>
+      <w:pPr>
+        <w:spacing w:after="60" w:before="120"/>
+      </w:pPr>
+      <w:r>
+        <w:rPr>
+          <w:b/>
+          <w:bCs/>
+          <w:sz w:val="20"/>
+          <w:szCs w:val="20"/>
+        </w:rPr>
+        <w:t xml:space="preserve">Track record (Coffee Can persistence check): </w:t>
+      </w:r>
+      <w:r>
+        <w:rPr>
+          <w:sz w:val="20"/>
+          <w:szCs w:val="20"/>
+        </w:rPr>
+        <w:t xml:space="preserve">cleared revenue growth ≥10% AND ROCE ≥15% in 2 of the last 3 years (consistency_score 67)</w:t>
+      </w:r>
+    </w:p>
+    <w:p>
+      <w:pPr>
+        <w:spacing w:after="120"/>
+      </w:pPr>
+      <w:r>
+        <w:rPr>
+          <w:color w:val="666666"/>
+          <w:sz w:val="18"/>
+          <w:szCs w:val="18"/>
+        </w:rPr>
+        <w:t xml:space="preserve">FY24-FY26 (company financials; screener 10y table login-gated this pass): debt-free ~40%-ROCE model so ROCE &gt;=15% every year. Revenue Rs 76cr (FY23) -&gt; 100 (+32%, FY24) -&gt; 105 (+5%, FY25) -&gt; 147 (+40%, FY26). Both metrics cleared FY24 and FY26 = 2 of 3; FY25 missed on the +5% flat year.</w:t>
+      </w:r>
+    </w:p>
+    <w:p>
+      <w:pPr>
+        <w:pStyle w:val="Heading1"/>
+        <w:spacing w:after="120" w:before="280"/>
+      </w:pPr>
+      <w:r>
+        <w:t xml:space="preserve">Technical Read (Weekly / Monthly MACD + Bollinger Bands, or RSI/CCI/Williams %R proxy)</w:t>
+      </w:r>
+    </w:p>
+    <w:p>
+      <w:pPr>
+        <w:spacing w:after="120"/>
+      </w:pPr>
+      <w:r>
+        <w:t xml:space="preserve">Not independently pulled — stock recently listed (June 2025), narrow 52-week range so far.</w:t>
+      </w:r>
+    </w:p>
+    <w:p>
+      <w:pPr>
+        <w:pStyle w:val="Heading1"/>
+        <w:spacing w:after="120" w:before="280"/>
+      </w:pPr>
+      <w:r>
+        <w:t xml:space="preserve">ValuePickr Community Signal</w:t>
+      </w:r>
+    </w:p>
+    <w:p>
+      <w:pPr>
+        <w:spacing w:after="120"/>
+      </w:pPr>
+      <w:r>
+        <w:t xml:space="preserve">Read the entire thread (15 posts, single batch, Aug 2025-Aug 2026, no escalation needed). Consistently positive, fact-based tracking rather than hype — plant-visit attendance, concall summaries, and cross-checking of a speculative-investor rumor.</w:t>
+      </w:r>
+    </w:p>
+    <w:p>
+      <w:pPr>
+        <w:spacing w:after="120"/>
+      </w:pPr>
+      <w:r>
+        <w:rPr>
+          <w:b/>
+          <w:bCs/>
+          <w:sz w:val="20"/>
+          <w:szCs w:val="20"/>
+        </w:rPr>
         <w:t xml:space="preserve">High-conviction call from a top contributor: </w:t>
       </w:r>
       <w:r>
@@ -1063,6 +1681,34 @@
           <w:szCs w:val="24"/>
         </w:rPr>
         <w:t xml:space="preserve">10x-in-2-3-years</w:t>
+      </w:r>
+    </w:p>
+    <w:p>
+      <w:pPr>
+        <w:spacing w:after="120"/>
+      </w:pPr>
+      <w:r>
+        <w:rPr>
+          <w:color w:val="666666"/>
+          <w:sz w:val="20"/>
+          <w:szCs w:val="20"/>
+        </w:rPr>
+        <w:t xml:space="preserve">4-box gate — tailwind: weak · TAM: weak · moat: weak · valuation: weak  (score 2 / 4)</w:t>
+      </w:r>
+    </w:p>
+    <w:p>
+      <w:pPr>
+        <w:spacing w:after="120"/>
+      </w:pPr>
+      <w:r>
+        <w:rPr>
+          <w:i/>
+          <w:iCs/>
+          <w:color w:val="666666"/>
+          <w:sz w:val="20"/>
+          <w:szCs w:val="20"/>
+        </w:rPr>
+        <w:t xml:space="preserve">Beverage/pet-food/retort lines are a real but contingent tailwind ('must commission on schedule'); FY27 guidance cut to 25-30% from 'more than double'; no explicit TAM/moat/valuation data in record</w:t>
       </w:r>
     </w:p>
     <w:p>

--- a/projects/valuepickr-open-screen/docs/Influx Healthtech.docx
+++ b/projects/valuepickr-open-screen/docs/Influx Healthtech.docx
@@ -1802,6 +1802,187 @@
           <w:szCs w:val="18"/>
         </w:rPr>
         <w:t xml:space="preserve">This is independent research and analysis for informational purposes only, not personalized financial or investment advice. Past multi-bagger performance and forum/social sentiment are not indicators of future returns. Do your own due diligence before investing.</w:t>
+      </w:r>
+    </w:p>
+    <w:p/>
+    <w:p>
+      <w:r>
+        <w:rPr>
+          <w:b/>
+          <w:sz w:val="28"/>
+        </w:rPr>
+        <w:t>🔄 RESEARCH UPDATE - 2026-10-05</w:t>
+      </w:r>
+    </w:p>
+    <w:p>
+      <w:r>
+        <w:rPr>
+          <w:b/>
+        </w:rPr>
+        <w:t>📊 Key Metrics:</w:t>
+      </w:r>
+    </w:p>
+    <w:p>
+      <w:pPr>
+        <w:ind w:left="360"/>
+      </w:pPr>
+      <w:r>
+        <w:t xml:space="preserve">  • Company: Influx Healthtech Ltd</w:t>
+      </w:r>
+    </w:p>
+    <w:p>
+      <w:pPr>
+        <w:ind w:left="360"/>
+      </w:pPr>
+      <w:r>
+        <w:t xml:space="preserve">  • Conviction: Not rated</w:t>
+      </w:r>
+    </w:p>
+    <w:p>
+      <w:pPr>
+        <w:ind w:left="360"/>
+      </w:pPr>
+      <w:r>
+        <w:t xml:space="preserve">  • Thesis: 10x-in-2-3-years</w:t>
+      </w:r>
+    </w:p>
+    <w:p>
+      <w:pPr>
+        <w:ind w:left="360"/>
+      </w:pPr>
+      <w:r>
+        <w:t xml:space="preserve">  • 4-Box Score: 2.0</w:t>
+      </w:r>
+    </w:p>
+    <w:p>
+      <w:pPr>
+        <w:ind w:left="360"/>
+      </w:pPr>
+      <w:r>
+        <w:t xml:space="preserve">  • Research Date: 2026-08-29</w:t>
+      </w:r>
+    </w:p>
+    <w:p>
+      <w:pPr>
+        <w:ind w:left="360"/>
+      </w:pPr>
+      <w:r>
+        <w:t xml:space="preserve">  • Red Flag: None</w:t>
+      </w:r>
+    </w:p>
+    <w:p/>
+    <w:p>
+      <w:r>
+        <w:rPr>
+          <w:b/>
+        </w:rPr>
+        <w:t>📝 Verdict:</w:t>
+      </w:r>
+    </w:p>
+    <w:p>
+      <w:pPr>
+        <w:ind w:left="360"/>
+      </w:pPr>
+      <w:r>
+        <w:t>Quality and execution credibility intact, but FY27 guidance was cut to 25-30% and cash conversion/working capital worsened this year - conviction eases to Medium-High</w:t>
+      </w:r>
+    </w:p>
+    <w:p/>
+    <w:p>
+      <w:r>
+        <w:rPr>
+          <w:b/>
+        </w:rPr>
+        <w:t>📈 Bull Case:</w:t>
+      </w:r>
+    </w:p>
+    <w:p>
+      <w:pPr>
+        <w:ind w:left="360"/>
+      </w:pPr>
+      <w:r>
+        <w:t>Still an exceptional returns profile for the size — ~40% ROCE, ~45% ROE, debt-free, promoter 73.53% with zero pledge</w:t>
+      </w:r>
+    </w:p>
+    <w:p>
+      <w:pPr>
+        <w:ind w:left="360"/>
+      </w:pPr>
+      <w:r>
+        <w:t>FY26 delivered ~40% revenue growth (Rs 147 Cr), +45% EBITDA and +54% PAT — in line with the guidance management had set, so execution credibility is intact</w:t>
+      </w:r>
+    </w:p>
+    <w:p>
+      <w:pPr>
+        <w:ind w:left="360"/>
+      </w:pPr>
+      <w:r>
+        <w:t>Concrete, funded capacity pipeline commissioning in H1 FY27: automated beverage line (10,000 bph), pet-food line (1,000 kg/hr), retort systems for protein shakes/RTD, plus the Palghar facility already live — a genuine step-change in addressable formats</w:t>
+      </w:r>
+    </w:p>
+    <w:p>
+      <w:pPr>
+        <w:ind w:left="360"/>
+      </w:pPr>
+      <w:r>
+        <w:t>Rs ~45 Cr of IPO proceeds still largely available for that expansion; long-range management ambition of Rs 450-500 Cr revenue by FY29</w:t>
+      </w:r>
+    </w:p>
+    <w:p>
+      <w:pPr>
+        <w:ind w:left="360"/>
+      </w:pPr>
+      <w:r>
+        <w:t>Diversified 600+ B2B customer base; a credible, heavily-engaged trusted community tracker (Satishwe) providing ongoing scrutiny</w:t>
+      </w:r>
+    </w:p>
+    <w:p/>
+    <w:p>
+      <w:r>
+        <w:rPr>
+          <w:b/>
+        </w:rPr>
+        <w:t>📉 Bear Case:</w:t>
+      </w:r>
+    </w:p>
+    <w:p>
+      <w:pPr>
+        <w:ind w:left="360"/>
+      </w:pPr>
+      <w:r>
+        <w:t>FY27 growth guidance cut hard — the 10-Jul-2026 update guides 25-30% revenue growth for FY27 versus earlier 'more than double by FY27' commentary; the embedded 'double without capital' optionality thesis has weakened</w:t>
+      </w:r>
+    </w:p>
+    <w:p>
+      <w:pPr>
+        <w:ind w:left="360"/>
+      </w:pPr>
+      <w:r>
+        <w:t>Cash quality deteriorated this year: FY26 CFO only ~Rs 4 Cr (~41% of operating profit), FCF about -Rs 21 Cr, working-capital days up to ~83 from ~48 — a real watch-item for a stock at ~34x earnings</w:t>
+      </w:r>
+    </w:p>
+    <w:p>
+      <w:pPr>
+        <w:ind w:left="360"/>
+      </w:pPr>
+      <w:r>
+        <w:t>H2 FY26 EBITDA margin softened to ~19% from 22% in H1</w:t>
+      </w:r>
+    </w:p>
+    <w:p>
+      <w:pPr>
+        <w:ind w:left="360"/>
+      </w:pPr>
+      <w:r>
+        <w:t>SME-board (NSE Emerge) listing — structurally lower liquidity, lighter disclosure, higher pump/dump history; only listed June 2025, so limited public-company track record</w:t>
+      </w:r>
+    </w:p>
+    <w:p>
+      <w:pPr>
+        <w:ind w:left="360"/>
+      </w:pPr>
+      <w:r>
+        <w:t>Exports still under ~1% of revenue — growth is a single-market (domestic) concentration</w:t>
       </w:r>
     </w:p>
     <w:sectPr>
